--- a/ind/docx/34.content.docx
+++ b/ind/docx/34.content.docx
@@ -19,7 +19,7 @@
         <w:rPr>
           <w:lang w:val="id_ID" w:bidi="id_ID"/>
         </w:rPr>
-        <w:t>Resource: Tyndale Open Study Notes</w:t>
+        <w:t>Resource: Aquifer Open Study Notes (Book Intros)</w:t>
       </w:r>
       <w:r>
         <w:rPr>
@@ -112,7 +112,7 @@
         <w:rPr>
           <w:lang w:val="id_ID" w:bidi="id_ID"/>
         </w:rPr>
-        <w:t>Tyndale Open Study Notes</w:t>
+        <w:t>Aquifer Open Study Notes (Book Intros)</w:t>
       </w:r>
     </w:p>
     <w:p>

--- a/ind/docx/34.content.docx
+++ b/ind/docx/34.content.docx
@@ -258,18 +258,12 @@
         </w:rPr>
         <w:t>Pada masa Nahum, kerajaan Yehuda terancam oleh kekuatan besar, yaitu kekaisaran Asyur. Dari Niniwe, ibu kotanya, raja agung Ashurbanipal (668–626 SM) membawa kekuatan Asyur mencapai puncaknya. Kekuatan militer dan pengaruh budayanya menjangkau seluruh wilayah Timur Dekat kuno. Bahkan kota kuno Thebes telah merasakan kekuatan dari sang penakluk (</w:t>
       </w:r>
-      <w:hyperlink r:id="rId13">
-        <w:r>
-          <w:rPr>
-            <w:lang w:val="id_ID" w:bidi="id_ID"/>
-          </w:rPr>
-          <w:rPr>
-            <w:color w:val="0000EE"/>
-            <w:u w:val="single"/>
-          </w:rPr>
-          <w:t>Nah. 3:8–10</w:t>
-        </w:r>
-      </w:hyperlink>
+      <w:r>
+        <w:rPr>
+          <w:lang w:val="id_ID" w:bidi="id_ID"/>
+        </w:rPr>
+        <w:t>Nah. 3:8–10</w:t>
+      </w:r>
       <w:r>
         <w:rPr>
           <w:lang w:val="id_ID" w:bidi="id_ID"/>
@@ -290,72 +284,48 @@
         </w:rPr>
         <w:t>Keadaan ini tidak menggembirakan bagi Nahum dan orang-orang Yehuda. Israel, kerajaan saudara mereka di utara, telah jatuh ke tangan Asyur pada tahun 722 SM, dan sekarang Yehuda menghadapi musuh kekaisaran yang sama. Lebih buruk lagi, Ashurbanipal baru saja menangkap raja Yehuda, raja Manasye yang jahat (697–642 SM), dan membawanya ke Babel (</w:t>
       </w:r>
-      <w:hyperlink r:id="rId14">
-        <w:r>
-          <w:rPr>
-            <w:lang w:val="id_ID" w:bidi="id_ID"/>
-          </w:rPr>
-          <w:rPr>
-            <w:color w:val="0000EE"/>
-            <w:u w:val="single"/>
-          </w:rPr>
-          <w:t>2Taw. 33:10–11</w:t>
-        </w:r>
-      </w:hyperlink>
+      <w:r>
+        <w:rPr>
+          <w:lang w:val="id_ID" w:bidi="id_ID"/>
+        </w:rPr>
+        <w:t>2Taw. 33:10–11</w:t>
+      </w:r>
       <w:r>
         <w:rPr>
           <w:lang w:val="id_ID" w:bidi="id_ID"/>
         </w:rPr>
         <w:t>). Setelah dibebaskan dari penawanan, Manasye yang bertobat (</w:t>
       </w:r>
-      <w:hyperlink r:id="rId15">
-        <w:r>
-          <w:rPr>
-            <w:lang w:val="id_ID" w:bidi="id_ID"/>
-          </w:rPr>
-          <w:rPr>
-            <w:color w:val="0000EE"/>
-            <w:u w:val="single"/>
-          </w:rPr>
-          <w:t>2Taw. 33:12–17</w:t>
-        </w:r>
-      </w:hyperlink>
+      <w:r>
+        <w:rPr>
+          <w:lang w:val="id_ID" w:bidi="id_ID"/>
+        </w:rPr>
+        <w:t>2Taw. 33:12–17</w:t>
+      </w:r>
       <w:r>
         <w:rPr>
           <w:lang w:val="id_ID" w:bidi="id_ID"/>
         </w:rPr>
         <w:t>) berusaha untuk berbalik dari kejahatannya yang dulu (</w:t>
       </w:r>
-      <w:hyperlink r:id="rId16">
-        <w:r>
-          <w:rPr>
-            <w:lang w:val="id_ID" w:bidi="id_ID"/>
-          </w:rPr>
-          <w:rPr>
-            <w:color w:val="0000EE"/>
-            <w:u w:val="single"/>
-          </w:rPr>
-          <w:t>2Raj. 21:1–18</w:t>
-        </w:r>
-      </w:hyperlink>
+      <w:r>
+        <w:rPr>
+          <w:lang w:val="id_ID" w:bidi="id_ID"/>
+        </w:rPr>
+        <w:t>2Raj. 21:1–18</w:t>
+      </w:r>
       <w:r>
         <w:rPr>
           <w:lang w:val="id_ID" w:bidi="id_ID"/>
         </w:rPr>
         <w:t xml:space="preserve">; </w:t>
       </w:r>
-      <w:hyperlink r:id="rId17">
-        <w:r>
-          <w:rPr>
-            <w:lang w:val="id_ID" w:bidi="id_ID"/>
-          </w:rPr>
-          <w:rPr>
-            <w:color w:val="0000EE"/>
-            <w:u w:val="single"/>
-          </w:rPr>
-          <w:t>2Taw. 33:1–9</w:t>
-        </w:r>
-      </w:hyperlink>
+      <w:r>
+        <w:rPr>
+          <w:lang w:val="id_ID" w:bidi="id_ID"/>
+        </w:rPr>
+        <w:t>2Taw. 33:1–9</w:t>
+      </w:r>
       <w:r>
         <w:rPr>
           <w:lang w:val="id_ID" w:bidi="id_ID"/>
@@ -401,36 +371,24 @@
         </w:rPr>
         <w:t xml:space="preserve">Nahum memulai nubuatnya dengan menggambarkan kekuatan Allah dalam dua bagian puisi yang mencolok, </w:t>
       </w:r>
-      <w:hyperlink r:id="rId18">
-        <w:r>
-          <w:rPr>
-            <w:lang w:val="id_ID" w:bidi="id_ID"/>
-          </w:rPr>
-          <w:rPr>
-            <w:color w:val="0000EE"/>
-            <w:u w:val="single"/>
-          </w:rPr>
-          <w:t>Nah. 1:2–6</w:t>
-        </w:r>
-      </w:hyperlink>
+      <w:r>
+        <w:rPr>
+          <w:lang w:val="id_ID" w:bidi="id_ID"/>
+        </w:rPr>
+        <w:t>Nah. 1:2–6</w:t>
+      </w:r>
       <w:r>
         <w:rPr>
           <w:lang w:val="id_ID" w:bidi="id_ID"/>
         </w:rPr>
         <w:t xml:space="preserve"> dan </w:t>
       </w:r>
-      <w:hyperlink r:id="rId19">
-        <w:r>
-          <w:rPr>
-            <w:lang w:val="id_ID" w:bidi="id_ID"/>
-          </w:rPr>
-          <w:rPr>
-            <w:color w:val="0000EE"/>
-            <w:u w:val="single"/>
-          </w:rPr>
-          <w:t>Nah. 1:7–11</w:t>
-        </w:r>
-      </w:hyperlink>
+      <w:r>
+        <w:rPr>
+          <w:lang w:val="id_ID" w:bidi="id_ID"/>
+        </w:rPr>
+        <w:t>Nah. 1:7–11</w:t>
+      </w:r>
       <w:r>
         <w:rPr>
           <w:lang w:val="id_ID" w:bidi="id_ID"/>
@@ -451,18 +409,12 @@
         </w:rPr>
         <w:t>Nahum kemudian menjelaskan makna keadilan berdaulat Allah dalam alur sejarah (</w:t>
       </w:r>
-      <w:hyperlink r:id="rId20">
-        <w:r>
-          <w:rPr>
-            <w:lang w:val="id_ID" w:bidi="id_ID"/>
-          </w:rPr>
-          <w:rPr>
-            <w:color w:val="0000EE"/>
-            <w:u w:val="single"/>
-          </w:rPr>
-          <w:t>Nah. 1:12–15</w:t>
-        </w:r>
-      </w:hyperlink>
+      <w:r>
+        <w:rPr>
+          <w:lang w:val="id_ID" w:bidi="id_ID"/>
+        </w:rPr>
+        <w:t>Nah. 1:12–15</w:t>
+      </w:r>
       <w:r>
         <w:rPr>
           <w:lang w:val="id_ID" w:bidi="id_ID"/>
@@ -483,72 +435,48 @@
         </w:rPr>
         <w:t>Setelah telebih dulu menyatakan akan adanya pengepungan Niniwe dan kembalinya kondisi normal di Yehuda (</w:t>
       </w:r>
-      <w:hyperlink r:id="rId21">
-        <w:r>
-          <w:rPr>
-            <w:lang w:val="id_ID" w:bidi="id_ID"/>
-          </w:rPr>
-          <w:rPr>
-            <w:color w:val="0000EE"/>
-            <w:u w:val="single"/>
-          </w:rPr>
-          <w:t>Nah. 2:1–2</w:t>
-        </w:r>
-      </w:hyperlink>
+      <w:r>
+        <w:rPr>
+          <w:lang w:val="id_ID" w:bidi="id_ID"/>
+        </w:rPr>
+        <w:t>Nah. 2:1–2</w:t>
+      </w:r>
       <w:r>
         <w:rPr>
           <w:lang w:val="id_ID" w:bidi="id_ID"/>
         </w:rPr>
         <w:t>), Nahum menggambarkan jatuhnya ibu kota Asyur dalam dua penggambaran yang jelas terlihat (</w:t>
       </w:r>
-      <w:hyperlink r:id="rId22">
-        <w:r>
-          <w:rPr>
-            <w:lang w:val="id_ID" w:bidi="id_ID"/>
-          </w:rPr>
-          <w:rPr>
-            <w:color w:val="0000EE"/>
-            <w:u w:val="single"/>
-          </w:rPr>
-          <w:t>Nah. 2:3–10</w:t>
-        </w:r>
-      </w:hyperlink>
+      <w:r>
+        <w:rPr>
+          <w:lang w:val="id_ID" w:bidi="id_ID"/>
+        </w:rPr>
+        <w:t>Nah. 2:3–10</w:t>
+      </w:r>
       <w:r>
         <w:rPr>
           <w:lang w:val="id_ID" w:bidi="id_ID"/>
         </w:rPr>
         <w:t xml:space="preserve">; </w:t>
       </w:r>
-      <w:hyperlink r:id="rId23">
-        <w:r>
-          <w:rPr>
-            <w:lang w:val="id_ID" w:bidi="id_ID"/>
-          </w:rPr>
-          <w:rPr>
-            <w:color w:val="0000EE"/>
-            <w:u w:val="single"/>
-          </w:rPr>
-          <w:t>3:1–7</w:t>
-        </w:r>
-      </w:hyperlink>
+      <w:r>
+        <w:rPr>
+          <w:lang w:val="id_ID" w:bidi="id_ID"/>
+        </w:rPr>
+        <w:t>3:1–7</w:t>
+      </w:r>
       <w:r>
         <w:rPr>
           <w:lang w:val="id_ID" w:bidi="id_ID"/>
         </w:rPr>
         <w:t>). Di antara kedua kisah tersebut, Nahum merenungkan kehancuran Niniwe dalam sebuah nyanyian ejekan yang singkat. Dengan sindiran yang tajam, ia menyatakan niat Allah untuk mengakhiri keserakahan Niniwe yang angkuh (</w:t>
       </w:r>
-      <w:hyperlink r:id="rId24">
-        <w:r>
-          <w:rPr>
-            <w:lang w:val="id_ID" w:bidi="id_ID"/>
-          </w:rPr>
-          <w:rPr>
-            <w:color w:val="0000EE"/>
-            <w:u w:val="single"/>
-          </w:rPr>
-          <w:t>Nah. 2:11–13</w:t>
-        </w:r>
-      </w:hyperlink>
+      <w:r>
+        <w:rPr>
+          <w:lang w:val="id_ID" w:bidi="id_ID"/>
+        </w:rPr>
+        <w:t>Nah. 2:11–13</w:t>
+      </w:r>
       <w:r>
         <w:rPr>
           <w:lang w:val="id_ID" w:bidi="id_ID"/>
@@ -569,36 +497,24 @@
         </w:rPr>
         <w:t>Nahum menggambarkan kejatuhan Niniwe melalui sindiran lain terhadap kota tersebut. Niniwe tidak akan lebih mampu dipertahankan daripada ibu kota Mesir, Thebes (</w:t>
       </w:r>
-      <w:hyperlink r:id="rId25">
-        <w:r>
-          <w:rPr>
-            <w:lang w:val="id_ID" w:bidi="id_ID"/>
-          </w:rPr>
-          <w:rPr>
-            <w:color w:val="0000EE"/>
-            <w:u w:val="single"/>
-          </w:rPr>
-          <w:t>Nah. 3:8–13</w:t>
-        </w:r>
-      </w:hyperlink>
+      <w:r>
+        <w:rPr>
+          <w:lang w:val="id_ID" w:bidi="id_ID"/>
+        </w:rPr>
+        <w:t>Nah. 3:8–13</w:t>
+      </w:r>
       <w:r>
         <w:rPr>
           <w:lang w:val="id_ID" w:bidi="id_ID"/>
         </w:rPr>
         <w:t>), yang telah dihancurkan oleh Asyur. Nahum menutup nubuatnya dengan satu lagi sindiran (</w:t>
       </w:r>
-      <w:hyperlink r:id="rId26">
-        <w:r>
-          <w:rPr>
-            <w:lang w:val="id_ID" w:bidi="id_ID"/>
-          </w:rPr>
-          <w:rPr>
-            <w:color w:val="0000EE"/>
-            <w:u w:val="single"/>
-          </w:rPr>
-          <w:t>Nah. 3:14–19</w:t>
-        </w:r>
-      </w:hyperlink>
+      <w:r>
+        <w:rPr>
+          <w:lang w:val="id_ID" w:bidi="id_ID"/>
+        </w:rPr>
+        <w:t>Nah. 3:14–19</w:t>
+      </w:r>
       <w:r>
         <w:rPr>
           <w:lang w:val="id_ID" w:bidi="id_ID"/>
@@ -630,18 +546,12 @@
         </w:rPr>
         <w:t>Selain sedikit hal yang dapat dipahami dari tulisannya, tidak ada yang diketahui tentang Nahum, penulis nubuat singkat ini. Dalam teks Ibrani, ia diidentifikasi sebagai "Nahum, orang Elkosh" (</w:t>
       </w:r>
-      <w:hyperlink r:id="rId27">
-        <w:r>
-          <w:rPr>
-            <w:lang w:val="id_ID" w:bidi="id_ID"/>
-          </w:rPr>
-          <w:rPr>
-            <w:color w:val="0000EE"/>
-            <w:u w:val="single"/>
-          </w:rPr>
-          <w:t>Nah. 1:1</w:t>
-        </w:r>
-      </w:hyperlink>
+      <w:r>
+        <w:rPr>
+          <w:lang w:val="id_ID" w:bidi="id_ID"/>
+        </w:rPr>
+        <w:t>Nah. 1:1</w:t>
+      </w:r>
       <w:r>
         <w:rPr>
           <w:lang w:val="id_ID" w:bidi="id_ID"/>
@@ -673,36 +583,24 @@
         </w:rPr>
         <w:t xml:space="preserve">Nahum menyebutkan jatuhnya Thebes (663 SM; </w:t>
       </w:r>
-      <w:hyperlink r:id="rId28">
-        <w:r>
-          <w:rPr>
-            <w:lang w:val="id_ID" w:bidi="id_ID"/>
-          </w:rPr>
-          <w:rPr>
-            <w:color w:val="0000EE"/>
-            <w:u w:val="single"/>
-          </w:rPr>
-          <w:t>Nah. 3:10</w:t>
-        </w:r>
-      </w:hyperlink>
+      <w:r>
+        <w:rPr>
+          <w:lang w:val="id_ID" w:bidi="id_ID"/>
+        </w:rPr>
+        <w:t>Nah. 3:10</w:t>
+      </w:r>
       <w:r>
         <w:rPr>
           <w:lang w:val="id_ID" w:bidi="id_ID"/>
         </w:rPr>
         <w:t>) dan meramalkan jatuhnya Niniwe, yang terjadi pada 612 SM. Oleh karena itu, Nahum menyampaikan nubuat-nubuat ini antara tahun 663 dan 612 SM. Kapan tepatnya dia melakukannya dalam rentang tahun ini masih diperdebatkan. Mungkin hal itu terjadi pada akhir masa pemerintahan Manasye (sekitar 648–645 SM), atau mungkin selama upaya reformasi Manasye setelah dibebaskan dari penawanan Asyur (</w:t>
       </w:r>
-      <w:hyperlink r:id="rId29">
-        <w:r>
-          <w:rPr>
-            <w:lang w:val="id_ID" w:bidi="id_ID"/>
-          </w:rPr>
-          <w:rPr>
-            <w:color w:val="0000EE"/>
-            <w:u w:val="single"/>
-          </w:rPr>
-          <w:t>2Taw. 33:12–16</w:t>
-        </w:r>
-      </w:hyperlink>
+      <w:r>
+        <w:rPr>
+          <w:lang w:val="id_ID" w:bidi="id_ID"/>
+        </w:rPr>
+        <w:t>2Taw. 33:12–16</w:t>
+      </w:r>
       <w:r>
         <w:rPr>
           <w:lang w:val="id_ID" w:bidi="id_ID"/>
@@ -748,72 +646,48 @@
         </w:rPr>
         <w:t>Allah itu panjang sabar (</w:t>
       </w:r>
-      <w:hyperlink r:id="rId30">
-        <w:r>
-          <w:rPr>
-            <w:lang w:val="id_ID" w:bidi="id_ID"/>
-          </w:rPr>
-          <w:rPr>
-            <w:color w:val="0000EE"/>
-            <w:u w:val="single"/>
-          </w:rPr>
-          <w:t>Nah. 1:3</w:t>
-        </w:r>
-      </w:hyperlink>
+      <w:r>
+        <w:rPr>
+          <w:lang w:val="id_ID" w:bidi="id_ID"/>
+        </w:rPr>
+        <w:t>Nah. 1:3</w:t>
+      </w:r>
       <w:r>
         <w:rPr>
           <w:lang w:val="id_ID" w:bidi="id_ID"/>
         </w:rPr>
         <w:t>), dan umat-Nya harus bersabar. Jaminan bahwa Tuhan yang baik dan peduli ini (</w:t>
       </w:r>
-      <w:hyperlink r:id="rId31">
-        <w:r>
-          <w:rPr>
-            <w:lang w:val="id_ID" w:bidi="id_ID"/>
-          </w:rPr>
-          <w:rPr>
-            <w:color w:val="0000EE"/>
-            <w:u w:val="single"/>
-          </w:rPr>
-          <w:t>Nah. 1:7</w:t>
-        </w:r>
-      </w:hyperlink>
+      <w:r>
+        <w:rPr>
+          <w:lang w:val="id_ID" w:bidi="id_ID"/>
+        </w:rPr>
+        <w:t>Nah. 1:7</w:t>
+      </w:r>
       <w:r>
         <w:rPr>
           <w:lang w:val="id_ID" w:bidi="id_ID"/>
         </w:rPr>
         <w:t>) memiliki tujuan yang jelas untuk umat-Nya (</w:t>
       </w:r>
-      <w:hyperlink r:id="rId32">
-        <w:r>
-          <w:rPr>
-            <w:lang w:val="id_ID" w:bidi="id_ID"/>
-          </w:rPr>
-          <w:rPr>
-            <w:color w:val="0000EE"/>
-            <w:u w:val="single"/>
-          </w:rPr>
-          <w:t>Nah. 2:2</w:t>
-        </w:r>
-      </w:hyperlink>
+      <w:r>
+        <w:rPr>
+          <w:lang w:val="id_ID" w:bidi="id_ID"/>
+        </w:rPr>
+        <w:t>Nah. 2:2</w:t>
+      </w:r>
       <w:r>
         <w:rPr>
           <w:lang w:val="id_ID" w:bidi="id_ID"/>
         </w:rPr>
         <w:t>) mendorong mereka untuk hidup dalam iman dan kepercayaan. Di balik nada mengancam kitab ini, terdapat kabar baik tentang pengharapan (</w:t>
       </w:r>
-      <w:hyperlink r:id="rId33">
-        <w:r>
-          <w:rPr>
-            <w:lang w:val="id_ID" w:bidi="id_ID"/>
-          </w:rPr>
-          <w:rPr>
-            <w:color w:val="0000EE"/>
-            <w:u w:val="single"/>
-          </w:rPr>
-          <w:t>Nah. 1:15</w:t>
-        </w:r>
-      </w:hyperlink>
+      <w:r>
+        <w:rPr>
+          <w:lang w:val="id_ID" w:bidi="id_ID"/>
+        </w:rPr>
+        <w:t>Nah. 1:15</w:t>
+      </w:r>
       <w:r>
         <w:rPr>
           <w:lang w:val="id_ID" w:bidi="id_ID"/>
@@ -834,36 +708,24 @@
         </w:rPr>
         <w:t>Penulis Kitab Suci kemudian menemukan dalam kabar baik oleh Nahum sebuah janji akan kabar baik tentang Kristus (</w:t>
       </w:r>
-      <w:hyperlink r:id="rId34">
-        <w:r>
-          <w:rPr>
-            <w:lang w:val="id_ID" w:bidi="id_ID"/>
-          </w:rPr>
-          <w:rPr>
-            <w:color w:val="0000EE"/>
-            <w:u w:val="single"/>
-          </w:rPr>
-          <w:t>Rm. 10:15</w:t>
-        </w:r>
-      </w:hyperlink>
+      <w:r>
+        <w:rPr>
+          <w:lang w:val="id_ID" w:bidi="id_ID"/>
+        </w:rPr>
+        <w:t>Rm. 10:15</w:t>
+      </w:r>
       <w:r>
         <w:rPr>
           <w:lang w:val="id_ID" w:bidi="id_ID"/>
         </w:rPr>
         <w:t xml:space="preserve">; lihat juga </w:t>
       </w:r>
-      <w:hyperlink r:id="rId35">
-        <w:r>
-          <w:rPr>
-            <w:lang w:val="id_ID" w:bidi="id_ID"/>
-          </w:rPr>
-          <w:rPr>
-            <w:color w:val="0000EE"/>
-            <w:u w:val="single"/>
-          </w:rPr>
-          <w:t>Yes. 52:7</w:t>
-        </w:r>
-      </w:hyperlink>
+      <w:r>
+        <w:rPr>
+          <w:lang w:val="id_ID" w:bidi="id_ID"/>
+        </w:rPr>
+        <w:t>Yes. 52:7</w:t>
+      </w:r>
       <w:r>
         <w:rPr>
           <w:lang w:val="id_ID" w:bidi="id_ID"/>
